--- a/pr-preview/pr-391/chapters/defining-terms.docx
+++ b/pr-preview/pr-391/chapters/defining-terms.docx
@@ -15,7 +15,7 @@
         <w:pStyle w:val="Date"/>
       </w:pPr>
       <w:r>
-        <w:t xml:space="preserve">Last modified: 2026-10-27 23:31:25 (PDT)</w:t>
+        <w:t xml:space="preserve">Last modified: 2026-10-28 00:07:23 (PDT)</w:t>
       </w:r>
     </w:p>
     <w:p>
@@ -556,24 +556,7 @@
         <w:t xml:space="preserve"> </w:t>
       </w:r>
       <w:r>
-        <w:t xml:space="preserve">State clearly what a</w:t>
-      </w:r>
-      <w:r>
-        <w:t xml:space="preserve"> </w:t>
-      </w:r>
-      <w:hyperlink w:anchor="def-term">
-        <w:r>
-          <w:rPr>
-            <w:rStyle w:val="Hyperlink"/>
-          </w:rPr>
-          <w:t xml:space="preserve">term</w:t>
-        </w:r>
-      </w:hyperlink>
-      <w:r>
-        <w:t xml:space="preserve"> </w:t>
-      </w:r>
-      <w:r>
-        <w:t xml:space="preserve">means,</w:t>
+        <w:t xml:space="preserve">State clearly what a term means,</w:t>
       </w:r>
       <w:r>
         <w:t xml:space="preserve"> </w:t>
@@ -639,21 +622,7 @@
         <w:t xml:space="preserve"> </w:t>
       </w:r>
       <w:r>
-        <w:t xml:space="preserve">Give a quantitative</w:t>
-      </w:r>
-      <w:r>
-        <w:t xml:space="preserve"> </w:t>
-      </w:r>
-      <w:hyperlink w:anchor="def-term">
-        <w:r>
-          <w:rPr>
-            <w:rStyle w:val="Hyperlink"/>
-          </w:rPr>
-          <w:t xml:space="preserve">term</w:t>
-        </w:r>
-      </w:hyperlink>
-      <w:r>
-        <w:t xml:space="preserve">, or a theorem or corollary,</w:t>
+        <w:t xml:space="preserve">Give a quantitative term, or a theorem or corollary,</w:t>
       </w:r>
       <w:r>
         <w:t xml:space="preserve"> </w:t>
@@ -944,21 +913,7 @@
         <w:t xml:space="preserve"> </w:t>
       </w:r>
       <w:r>
-        <w:t xml:space="preserve">Build the formula from</w:t>
-      </w:r>
-      <w:r>
-        <w:t xml:space="preserve"> </w:t>
-      </w:r>
-      <w:hyperlink w:anchor="def-term">
-        <w:r>
-          <w:rPr>
-            <w:rStyle w:val="Hyperlink"/>
-          </w:rPr>
-          <w:t xml:space="preserve">term</w:t>
-        </w:r>
-      </w:hyperlink>
-      <w:r>
-        <w:t xml:space="preserve">s already defined,</w:t>
+        <w:t xml:space="preserve">Build the formula from terms already defined,</w:t>
       </w:r>
       <w:r>
         <w:t xml:space="preserve"> </w:t>
@@ -2107,31 +2062,7 @@
           <w:b/>
           <w:bCs/>
         </w:rPr>
-        <w:t xml:space="preserve">Define a probability distribution by its density or mass</w:t>
-      </w:r>
-      <w:r>
-        <w:rPr>
-          <w:b/>
-          <w:bCs/>
-        </w:rPr>
-        <w:t xml:space="preserve"> </w:t>
-      </w:r>
-      <w:hyperlink r:id="rId16">
-        <w:r>
-          <w:rPr>
-            <w:rStyle w:val="Hyperlink"/>
-            <w:b/>
-            <w:bCs/>
-          </w:rPr>
-          <w:t xml:space="preserve">function</w:t>
-        </w:r>
-      </w:hyperlink>
-      <w:r>
-        <w:rPr>
-          <w:b/>
-          <w:bCs/>
-        </w:rPr>
-        <w:t xml:space="preserve">:</w:t>
+        <w:t xml:space="preserve">Define a probability distribution by its density or mass function:</w:t>
       </w:r>
       <w:r>
         <w:t xml:space="preserve"> </w:t>
@@ -2531,38 +2462,7 @@
           <w:b/>
           <w:bCs/>
         </w:rPr>
-        <w:t xml:space="preserve">Define a</w:t>
-      </w:r>
-      <w:r>
-        <w:rPr>
-          <w:b/>
-          <w:bCs/>
-        </w:rPr>
-        <w:t xml:space="preserve"> </w:t>
-      </w:r>
-      <w:hyperlink w:anchor="def-term">
-        <w:r>
-          <w:rPr>
-            <w:rStyle w:val="Hyperlink"/>
-            <w:b/>
-            <w:bCs/>
-          </w:rPr>
-          <w:t xml:space="preserve">term</w:t>
-        </w:r>
-      </w:hyperlink>
-      <w:r>
-        <w:rPr>
-          <w:b/>
-          <w:bCs/>
-        </w:rPr>
-        <w:t xml:space="preserve"> </w:t>
-      </w:r>
-      <w:r>
-        <w:rPr>
-          <w:b/>
-          <w:bCs/>
-        </w:rPr>
-        <w:t xml:space="preserve">directly, not as a modification of another term:</w:t>
+        <w:t xml:space="preserve">Define a term directly, not as a modification of another term:</w:t>
       </w:r>
       <w:r>
         <w:t xml:space="preserve"> </w:t>
@@ -2592,24 +2492,7 @@
         <w:t xml:space="preserve"> </w:t>
       </w:r>
       <w:r>
-        <w:t xml:space="preserve">as the</w:t>
-      </w:r>
-      <w:r>
-        <w:t xml:space="preserve"> </w:t>
-      </w:r>
-      <w:hyperlink w:anchor="def-population">
-        <w:r>
-          <w:rPr>
-            <w:rStyle w:val="Hyperlink"/>
-          </w:rPr>
-          <w:t xml:space="preserve">population</w:t>
-        </w:r>
-      </w:hyperlink>
-      <w:r>
-        <w:t xml:space="preserve"> </w:t>
-      </w:r>
-      <w:r>
-        <w:t xml:space="preserve">mean of the squared prediction error</w:t>
+        <w:t xml:space="preserve">as the population mean of the squared prediction error</w:t>
       </w:r>
       <w:r>
         <w:t xml:space="preserve"> </w:t>
@@ -2628,9 +2511,6 @@
       </w:r>
       <w:r>
         <w:t xml:space="preserve">“the sample mean squared error of predictions,</w:t>
-      </w:r>
-      <w:r>
-        <w:t xml:space="preserve"> </w:t>
       </w:r>
       <w:r>
         <w:t xml:space="preserve"> </w:t>
@@ -2702,19 +2582,8 @@
         <w:t xml:space="preserve"> </w:t>
       </w:r>
       <w:r>
-        <w:t xml:space="preserve">For example, define the</w:t>
-      </w:r>
-      <w:r>
-        <w:t xml:space="preserve"> </w:t>
-      </w:r>
-      <w:hyperlink w:anchor="def-rss">
-        <w:r>
-          <w:rPr>
-            <w:rStyle w:val="Hyperlink"/>
-          </w:rPr>
-          <w:t xml:space="preserve">residual sum of squares</w:t>
-        </w:r>
-      </w:hyperlink>
+        <w:t xml:space="preserve">For example, define the residual sum of squares</w:t>
+      </w:r>
       <w:r>
         <w:t xml:space="preserve"> </w:t>
       </w:r>
@@ -2817,31 +2686,7 @@
           <w:b/>
           <w:bCs/>
         </w:rPr>
-        <w:t xml:space="preserve">Define</w:t>
-      </w:r>
-      <w:r>
-        <w:rPr>
-          <w:b/>
-          <w:bCs/>
-        </w:rPr>
-        <w:t xml:space="preserve"> </w:t>
-      </w:r>
-      <w:hyperlink w:anchor="def-term">
-        <w:r>
-          <w:rPr>
-            <w:rStyle w:val="Hyperlink"/>
-            <w:b/>
-            <w:bCs/>
-          </w:rPr>
-          <w:t xml:space="preserve">term</w:t>
-        </w:r>
-      </w:hyperlink>
-      <w:r>
-        <w:rPr>
-          <w:b/>
-          <w:bCs/>
-        </w:rPr>
-        <w:t xml:space="preserve">s at first use:</w:t>
+        <w:t xml:space="preserve">Define terms at first use:</w:t>
       </w:r>
       <w:r>
         <w:t xml:space="preserve"> </w:t>
@@ -2906,38 +2751,7 @@
           <w:b/>
           <w:bCs/>
         </w:rPr>
-        <w:t xml:space="preserve">Give every key</w:t>
-      </w:r>
-      <w:r>
-        <w:rPr>
-          <w:b/>
-          <w:bCs/>
-        </w:rPr>
-        <w:t xml:space="preserve"> </w:t>
-      </w:r>
-      <w:hyperlink w:anchor="def-term">
-        <w:r>
-          <w:rPr>
-            <w:rStyle w:val="Hyperlink"/>
-            <w:b/>
-            <w:bCs/>
-          </w:rPr>
-          <w:t xml:space="preserve">term</w:t>
-        </w:r>
-      </w:hyperlink>
-      <w:r>
-        <w:rPr>
-          <w:b/>
-          <w:bCs/>
-        </w:rPr>
-        <w:t xml:space="preserve"> </w:t>
-      </w:r>
-      <w:r>
-        <w:rPr>
-          <w:b/>
-          <w:bCs/>
-        </w:rPr>
-        <w:t xml:space="preserve">a formal definition in a</w:t>
+        <w:t xml:space="preserve">Give every key term a formal definition in a</w:t>
       </w:r>
       <w:r>
         <w:rPr>
@@ -3082,9 +2896,6 @@
       </w:r>
       <w:r>
         <w:t xml:space="preserve">first appears in an exercise</w:t>
-      </w:r>
-      <w:r>
-        <w:t xml:space="preserve"> </w:t>
       </w:r>
       <w:r>
         <w:t xml:space="preserve"> </w:t>
@@ -3132,38 +2943,7 @@
           <w:b/>
           <w:bCs/>
         </w:rPr>
-        <w:t xml:space="preserve">Pair each technical</w:t>
-      </w:r>
-      <w:r>
-        <w:rPr>
-          <w:b/>
-          <w:bCs/>
-        </w:rPr>
-        <w:t xml:space="preserve"> </w:t>
-      </w:r>
-      <w:hyperlink w:anchor="def-term">
-        <w:r>
-          <w:rPr>
-            <w:rStyle w:val="Hyperlink"/>
-            <w:b/>
-            <w:bCs/>
-          </w:rPr>
-          <w:t xml:space="preserve">term</w:t>
-        </w:r>
-      </w:hyperlink>
-      <w:r>
-        <w:rPr>
-          <w:b/>
-          <w:bCs/>
-        </w:rPr>
-        <w:t xml:space="preserve"> </w:t>
-      </w:r>
-      <w:r>
-        <w:rPr>
-          <w:b/>
-          <w:bCs/>
-        </w:rPr>
-        <w:t xml:space="preserve">with its mathematical symbol:</w:t>
+        <w:t xml:space="preserve">Pair each technical term with its mathematical symbol:</w:t>
       </w:r>
       <w:r>
         <w:t xml:space="preserve"> </w:t>
@@ -3243,9 +3023,6 @@
         <w:t xml:space="preserve"> </w:t>
       </w:r>
       <w:r>
-        <w:t xml:space="preserve"> </w:t>
-      </w:r>
-      <w:r>
         <w:t xml:space="preserve">not</w:t>
       </w:r>
       <w:r>
@@ -3303,19 +3080,8 @@
         <w:t xml:space="preserve"> </w:t>
       </w:r>
       <w:r>
-        <w:t xml:space="preserve">Introduce a new symbol or macro for a defined</w:t>
-      </w:r>
-      <w:r>
-        <w:t xml:space="preserve"> </w:t>
-      </w:r>
-      <w:hyperlink w:anchor="def-term">
-        <w:r>
-          <w:rPr>
-            <w:rStyle w:val="Hyperlink"/>
-          </w:rPr>
-          <w:t xml:space="preserve">term</w:t>
-        </w:r>
-      </w:hyperlink>
+        <w:t xml:space="preserve">Introduce a new symbol or macro for a defined term</w:t>
+      </w:r>
       <w:r>
         <w:t xml:space="preserve"> </w:t>
       </w:r>
@@ -3410,38 +3176,7 @@
           <w:b/>
           <w:bCs/>
         </w:rPr>
-        <w:t xml:space="preserve">Define and link every technical</w:t>
-      </w:r>
-      <w:r>
-        <w:rPr>
-          <w:b/>
-          <w:bCs/>
-        </w:rPr>
-        <w:t xml:space="preserve"> </w:t>
-      </w:r>
-      <w:hyperlink w:anchor="def-term">
-        <w:r>
-          <w:rPr>
-            <w:rStyle w:val="Hyperlink"/>
-            <w:b/>
-            <w:bCs/>
-          </w:rPr>
-          <w:t xml:space="preserve">term</w:t>
-        </w:r>
-      </w:hyperlink>
-      <w:r>
-        <w:rPr>
-          <w:b/>
-          <w:bCs/>
-        </w:rPr>
-        <w:t xml:space="preserve"> </w:t>
-      </w:r>
-      <w:r>
-        <w:rPr>
-          <w:b/>
-          <w:bCs/>
-        </w:rPr>
-        <w:t xml:space="preserve">at its first use in each div:</w:t>
+        <w:t xml:space="preserve">Define and link every technical term at its first use in each div:</w:t>
       </w:r>
       <w:r>
         <w:t xml:space="preserve"> </w:t>
@@ -3565,9 +3300,6 @@
       </w:r>
       <w:r>
         <w:t xml:space="preserve">,</w:t>
-      </w:r>
-      <w:r>
-        <w:t xml:space="preserve"> </w:t>
       </w:r>
       <w:r>
         <w:t xml:space="preserve"> </w:t>
@@ -3678,24 +3410,7 @@
         <w:t xml:space="preserve"> </w:t>
       </w:r>
       <w:r>
-        <w:t xml:space="preserve">not a shorter</w:t>
-      </w:r>
-      <w:r>
-        <w:t xml:space="preserve"> </w:t>
-      </w:r>
-      <w:hyperlink w:anchor="def-term">
-        <w:r>
-          <w:rPr>
-            <w:rStyle w:val="Hyperlink"/>
-          </w:rPr>
-          <w:t xml:space="preserve">term</w:t>
-        </w:r>
-      </w:hyperlink>
-      <w:r>
-        <w:t xml:space="preserve"> </w:t>
-      </w:r>
-      <w:r>
-        <w:t xml:space="preserve">inside it.</w:t>
+        <w:t xml:space="preserve">not a shorter term inside it.</w:t>
       </w:r>
       <w:r>
         <w:t xml:space="preserve"> </w:t>
@@ -3811,38 +3526,10 @@
           <w:b/>
           <w:bCs/>
         </w:rPr>
-        <w:t xml:space="preserve">Link the</w:t>
-      </w:r>
-      <w:r>
-        <w:rPr>
-          <w:b/>
-          <w:bCs/>
-        </w:rPr>
-        <w:t xml:space="preserve"> </w:t>
-      </w:r>
-      <w:hyperlink w:anchor="def-term">
-        <w:r>
-          <w:rPr>
-            <w:rStyle w:val="Hyperlink"/>
-            <w:b/>
-            <w:bCs/>
-          </w:rPr>
-          <w:t xml:space="preserve">term</w:t>
-        </w:r>
-      </w:hyperlink>
-      <w:r>
-        <w:rPr>
-          <w:b/>
-          <w:bCs/>
-        </w:rPr>
-        <w:t xml:space="preserve"> </w:t>
-      </w:r>
-      <w:r>
-        <w:rPr>
-          <w:b/>
-          <w:bCs/>
-        </w:rPr>
-        <w:t xml:space="preserve">where the sentence uses it, not in a parenthetical list:</w:t>
+        <w:t xml:space="preserve">Link the term where the sentence uses it, not in a parenthetical list:</w:t>
+      </w:r>
+      <w:r>
+        <w:t xml:space="preserve"> </w:t>
       </w:r>
       <w:r>
         <w:t xml:space="preserve"> </w:t>
@@ -4213,24 +3900,7 @@
         <w:t xml:space="preserve"> </w:t>
       </w:r>
       <w:r>
-        <w:t xml:space="preserve">that illustrates how the</w:t>
-      </w:r>
-      <w:r>
-        <w:t xml:space="preserve"> </w:t>
-      </w:r>
-      <w:hyperlink w:anchor="def-term">
-        <w:r>
-          <w:rPr>
-            <w:rStyle w:val="Hyperlink"/>
-          </w:rPr>
-          <w:t xml:space="preserve">term</w:t>
-        </w:r>
-      </w:hyperlink>
-      <w:r>
-        <w:t xml:space="preserve"> </w:t>
-      </w:r>
-      <w:r>
-        <w:t xml:space="preserve">is used,</w:t>
+        <w:t xml:space="preserve">that illustrates how the term is used,</w:t>
       </w:r>
       <w:r>
         <w:t xml:space="preserve"> </w:t>
@@ -4281,38 +3951,7 @@
           <w:b/>
           <w:bCs/>
         </w:rPr>
-        <w:t xml:space="preserve">Give each</w:t>
-      </w:r>
-      <w:r>
-        <w:rPr>
-          <w:b/>
-          <w:bCs/>
-        </w:rPr>
-        <w:t xml:space="preserve"> </w:t>
-      </w:r>
-      <w:hyperlink w:anchor="def-term">
-        <w:r>
-          <w:rPr>
-            <w:rStyle w:val="Hyperlink"/>
-            <w:b/>
-            <w:bCs/>
-          </w:rPr>
-          <w:t xml:space="preserve">term</w:t>
-        </w:r>
-      </w:hyperlink>
-      <w:r>
-        <w:rPr>
-          <w:b/>
-          <w:bCs/>
-        </w:rPr>
-        <w:t xml:space="preserve"> </w:t>
-      </w:r>
-      <w:r>
-        <w:rPr>
-          <w:b/>
-          <w:bCs/>
-        </w:rPr>
-        <w:t xml:space="preserve">its own definition block:</w:t>
+        <w:t xml:space="preserve">Give each term its own definition block:</w:t>
       </w:r>
       <w:r>
         <w:t xml:space="preserve"> </w:t>
@@ -5260,9 +4899,6 @@
         <w:t xml:space="preserve"> </w:t>
       </w:r>
       <w:r>
-        <w:t xml:space="preserve"> </w:t>
-      </w:r>
-      <w:r>
         <w:t xml:space="preserve">generalization error, expected prediction error”</w:t>
       </w:r>
       <w:r>
@@ -5353,21 +4989,7 @@
         <w:t xml:space="preserve"> </w:t>
       </w:r>
       <w:r>
-        <w:t xml:space="preserve">names the same concept as the primary</w:t>
-      </w:r>
-      <w:r>
-        <w:t xml:space="preserve"> </w:t>
-      </w:r>
-      <w:hyperlink w:anchor="def-term">
-        <w:r>
-          <w:rPr>
-            <w:rStyle w:val="Hyperlink"/>
-          </w:rPr>
-          <w:t xml:space="preserve">term</w:t>
-        </w:r>
-      </w:hyperlink>
-      <w:r>
-        <w:t xml:space="preserve">,</w:t>
+        <w:t xml:space="preserve">names the same concept as the primary term,</w:t>
       </w:r>
       <w:r>
         <w:t xml:space="preserve"> </w:t>
@@ -5540,24 +5162,7 @@
         <w:t xml:space="preserve"> </w:t>
       </w:r>
       <w:r>
-        <w:t xml:space="preserve">defined on the</w:t>
-      </w:r>
-      <w:r>
-        <w:t xml:space="preserve"> </w:t>
-      </w:r>
-      <w:hyperlink w:anchor="def-population">
-        <w:r>
-          <w:rPr>
-            <w:rStyle w:val="Hyperlink"/>
-          </w:rPr>
-          <w:t xml:space="preserve">population</w:t>
-        </w:r>
-      </w:hyperlink>
-      <w:r>
-        <w:t xml:space="preserve"> </w:t>
-      </w:r>
-      <w:r>
-        <w:t xml:space="preserve">or the data-generating distribution;</w:t>
+        <w:t xml:space="preserve">defined on the population or the data-generating distribution;</w:t>
       </w:r>
       <w:r>
         <w:t xml:space="preserve"> </w:t>
@@ -5683,21 +5288,7 @@
         <w:t xml:space="preserve"> </w:t>
       </w:r>
       <w:r>
-        <w:t xml:space="preserve">define the population mean before the</w:t>
-      </w:r>
-      <w:r>
-        <w:t xml:space="preserve"> </w:t>
-      </w:r>
-      <w:hyperlink w:anchor="def-sample-mean">
-        <w:r>
-          <w:rPr>
-            <w:rStyle w:val="Hyperlink"/>
-          </w:rPr>
-          <w:t xml:space="preserve">sample mean</w:t>
-        </w:r>
-      </w:hyperlink>
-      <w:r>
-        <w:t xml:space="preserve">,</w:t>
+        <w:t xml:space="preserve">define the population mean before the sample mean,</w:t>
       </w:r>
       <w:r>
         <w:t xml:space="preserve"> </w:t>
@@ -6319,24 +5910,7 @@
         <w:t xml:space="preserve"> </w:t>
       </w:r>
       <w:r>
-        <w:t xml:space="preserve">and the</w:t>
-      </w:r>
-      <w:r>
-        <w:t xml:space="preserve"> </w:t>
-      </w:r>
-      <w:hyperlink w:anchor="def-population">
-        <w:r>
-          <w:rPr>
-            <w:rStyle w:val="Hyperlink"/>
-          </w:rPr>
-          <w:t xml:space="preserve">population</w:t>
-        </w:r>
-      </w:hyperlink>
-      <w:r>
-        <w:t xml:space="preserve"> </w:t>
-      </w:r>
-      <w:r>
-        <w:t xml:space="preserve">it is used on;</w:t>
+        <w:t xml:space="preserve">and the population it is used on;</w:t>
       </w:r>
       <w:r>
         <w:t xml:space="preserve"> </w:t>
@@ -6431,24 +6005,7 @@
         <w:t xml:space="preserve"> </w:t>
       </w:r>
       <w:r>
-        <w:t xml:space="preserve">not the</w:t>
-      </w:r>
-      <w:r>
-        <w:t xml:space="preserve"> </w:t>
-      </w:r>
-      <w:hyperlink w:anchor="def-population">
-        <w:r>
-          <w:rPr>
-            <w:rStyle w:val="Hyperlink"/>
-          </w:rPr>
-          <w:t xml:space="preserve">population</w:t>
-        </w:r>
-      </w:hyperlink>
-      <w:r>
-        <w:t xml:space="preserve"> </w:t>
-      </w:r>
-      <w:r>
-        <w:t xml:space="preserve">mean of that outcome.</w:t>
+        <w:t xml:space="preserve">not the population mean of that outcome.</w:t>
       </w:r>
       <w:r>
         <w:t xml:space="preserve"> </w:t>
@@ -6468,24 +6025,7 @@
         <w:t xml:space="preserve"> </w:t>
       </w:r>
       <w:r>
-        <w:t xml:space="preserve">is an estimator of the mean</w:t>
-      </w:r>
-      <w:r>
-        <w:t xml:space="preserve"> </w:t>
-      </w:r>
-      <w:hyperlink r:id="rId16">
-        <w:r>
-          <w:rPr>
-            <w:rStyle w:val="Hyperlink"/>
-          </w:rPr>
-          <w:t xml:space="preserve">function</w:t>
-        </w:r>
-      </w:hyperlink>
-      <w:r>
-        <w:t xml:space="preserve"> </w:t>
-      </w:r>
-      <w:r>
-        <w:t xml:space="preserve">value</w:t>
+        <w:t xml:space="preserve">is an estimator of the mean function value</w:t>
       </w:r>
       <w:r>
         <w:t xml:space="preserve"> </w:t>
@@ -6726,21 +6266,7 @@
         <w:t xml:space="preserve"> </w:t>
       </w:r>
       <w:r>
-        <w:t xml:space="preserve">the data that it is computed on, such as the training set, the validation set, the test set or the</w:t>
-      </w:r>
-      <w:r>
-        <w:t xml:space="preserve"> </w:t>
-      </w:r>
-      <w:hyperlink w:anchor="def-population">
-        <w:r>
-          <w:rPr>
-            <w:rStyle w:val="Hyperlink"/>
-          </w:rPr>
-          <w:t xml:space="preserve">population</w:t>
-        </w:r>
-      </w:hyperlink>
-      <w:r>
-        <w:t xml:space="preserve">;</w:t>
+        <w:t xml:space="preserve">the data that it is computed on, such as the training set, the validation set, the test set or the population;</w:t>
       </w:r>
       <w:r>
         <w:t xml:space="preserve"> </w:t>
@@ -6809,24 +6335,7 @@
         <w:t xml:space="preserve"> </w:t>
       </w:r>
       <w:r>
-        <w:t xml:space="preserve">A</w:t>
-      </w:r>
-      <w:r>
-        <w:t xml:space="preserve"> </w:t>
-      </w:r>
-      <w:hyperlink w:anchor="def-term">
-        <w:r>
-          <w:rPr>
-            <w:rStyle w:val="Hyperlink"/>
-          </w:rPr>
-          <w:t xml:space="preserve">term</w:t>
-        </w:r>
-      </w:hyperlink>
-      <w:r>
-        <w:t xml:space="preserve"> </w:t>
-      </w:r>
-      <w:r>
-        <w:t xml:space="preserve">that already carries all three, such as the generalization error, can stand alone after its definition.</w:t>
+        <w:t xml:space="preserve">A term that already carries all three, such as the generalization error, can stand alone after its definition.</w:t>
       </w:r>
     </w:p>
     <w:p>
@@ -7203,21 +6712,7 @@
         <w:t xml:space="preserve"> </w:t>
       </w:r>
       <w:r>
-        <w:t xml:space="preserve">is a narrower</w:t>
-      </w:r>
-      <w:r>
-        <w:t xml:space="preserve"> </w:t>
-      </w:r>
-      <w:hyperlink w:anchor="def-term">
-        <w:r>
-          <w:rPr>
-            <w:rStyle w:val="Hyperlink"/>
-          </w:rPr>
-          <w:t xml:space="preserve">term</w:t>
-        </w:r>
-      </w:hyperlink>
-      <w:r>
-        <w:t xml:space="preserve">, not another name for</w:t>
+        <w:t xml:space="preserve">is a narrower term, not another name for</w:t>
       </w:r>
       <w:r>
         <w:t xml:space="preserve"> </w:t>
@@ -7984,38 +7479,7 @@
           <w:b/>
           <w:bCs/>
         </w:rPr>
-        <w:t xml:space="preserve">Apply a</w:t>
-      </w:r>
-      <w:r>
-        <w:rPr>
-          <w:b/>
-          <w:bCs/>
-        </w:rPr>
-        <w:t xml:space="preserve"> </w:t>
-      </w:r>
-      <w:hyperlink r:id="rId16">
-        <w:r>
-          <w:rPr>
-            <w:rStyle w:val="Hyperlink"/>
-            <w:b/>
-            <w:bCs/>
-          </w:rPr>
-          <w:t xml:space="preserve">function</w:t>
-        </w:r>
-      </w:hyperlink>
-      <w:r>
-        <w:rPr>
-          <w:b/>
-          <w:bCs/>
-        </w:rPr>
-        <w:t xml:space="preserve"> </w:t>
-      </w:r>
-      <w:r>
-        <w:rPr>
-          <w:b/>
-          <w:bCs/>
-        </w:rPr>
-        <w:t xml:space="preserve">to its argument with the macro’s f form:</w:t>
+        <w:t xml:space="preserve">Apply a function to its argument with the macro’s f form:</w:t>
       </w:r>
       <w:r>
         <w:t xml:space="preserve"> </w:t>
@@ -8519,38 +7983,7 @@
           <w:b/>
           <w:bCs/>
         </w:rPr>
-        <w:t xml:space="preserve">and their shorthands as</w:t>
-      </w:r>
-      <w:r>
-        <w:rPr>
-          <w:b/>
-          <w:bCs/>
-        </w:rPr>
-        <w:t xml:space="preserve"> </w:t>
-      </w:r>
-      <w:hyperlink w:anchor="def-population">
-        <w:r>
-          <w:rPr>
-            <w:rStyle w:val="Hyperlink"/>
-            <w:b/>
-            <w:bCs/>
-          </w:rPr>
-          <w:t xml:space="preserve">population</w:t>
-        </w:r>
-      </w:hyperlink>
-      <w:r>
-        <w:rPr>
-          <w:b/>
-          <w:bCs/>
-        </w:rPr>
-        <w:t xml:space="preserve"> </w:t>
-      </w:r>
-      <w:r>
-        <w:rPr>
-          <w:b/>
-          <w:bCs/>
-        </w:rPr>
-        <w:t xml:space="preserve">or sample:</w:t>
+        <w:t xml:space="preserve">and their shorthands as population or sample:</w:t>
       </w:r>
       <w:r>
         <w:t xml:space="preserve"> </w:t>
@@ -8616,18 +8049,7 @@
         <w:t xml:space="preserve"> </w:t>
       </w:r>
       <w:r>
-        <w:t xml:space="preserve">“</w:t>
-      </w:r>
-      <w:hyperlink w:anchor="def-sample-mean">
-        <w:r>
-          <w:rPr>
-            <w:rStyle w:val="Hyperlink"/>
-          </w:rPr>
-          <w:t xml:space="preserve">sample mean</w:t>
-        </w:r>
-      </w:hyperlink>
-      <w:r>
-        <w:t xml:space="preserve">”</w:t>
+        <w:t xml:space="preserve">“sample mean”</w:t>
       </w:r>
       <w:r>
         <w:t xml:space="preserve"> </w:t>
@@ -8768,24 +8190,7 @@
         <w:t xml:space="preserve"> </w:t>
       </w:r>
       <w:r>
-        <w:t xml:space="preserve">A</w:t>
-      </w:r>
-      <w:r>
-        <w:t xml:space="preserve"> </w:t>
-      </w:r>
-      <w:hyperlink w:anchor="def-term">
-        <w:r>
-          <w:rPr>
-            <w:rStyle w:val="Hyperlink"/>
-          </w:rPr>
-          <w:t xml:space="preserve">term</w:t>
-        </w:r>
-      </w:hyperlink>
-      <w:r>
-        <w:t xml:space="preserve"> </w:t>
-      </w:r>
-      <w:r>
-        <w:t xml:space="preserve">that already says which, such as</w:t>
+        <w:t xml:space="preserve">A term that already says which, such as</w:t>
       </w:r>
       <w:r>
         <w:t xml:space="preserve"> </w:t>
@@ -8807,9 +8212,6 @@
       </w:r>
       <w:r>
         <w:t xml:space="preserve">, needs no extra word,</w:t>
-      </w:r>
-      <w:r>
-        <w:t xml:space="preserve"> </w:t>
       </w:r>
       <w:r>
         <w:t xml:space="preserve"> </w:t>
@@ -9833,24 +9235,7 @@
         </w:r>
       </w:hyperlink>
       <w:r>
-        <w:t xml:space="preserve">) is a</w:t>
-      </w:r>
-      <w:r>
-        <w:t xml:space="preserve"> </w:t>
-      </w:r>
-      <w:hyperlink r:id="rId16">
-        <w:r>
-          <w:rPr>
-            <w:rStyle w:val="Hyperlink"/>
-          </w:rPr>
-          <w:t xml:space="preserve">function</w:t>
-        </w:r>
-      </w:hyperlink>
-      <w:r>
-        <w:t xml:space="preserve"> </w:t>
-      </w:r>
-      <w:r>
-        <w:t xml:space="preserve">of the two coefficients:</w:t>
+        <w:t xml:space="preserve">) is a function of the two coefficients:</w:t>
       </w:r>
     </w:p>
     <w:p>
@@ -11235,24 +10620,7 @@
         </w:numPr>
       </w:pPr>
       <w:r>
-        <w:t xml:space="preserve">Qualifying the</w:t>
-      </w:r>
-      <w:r>
-        <w:t xml:space="preserve"> </w:t>
-      </w:r>
-      <w:hyperlink w:anchor="def-term">
-        <w:r>
-          <w:rPr>
-            <w:rStyle w:val="Hyperlink"/>
-          </w:rPr>
-          <w:t xml:space="preserve">term</w:t>
-        </w:r>
-      </w:hyperlink>
-      <w:r>
-        <w:t xml:space="preserve"> </w:t>
-      </w:r>
-      <w:r>
-        <w:t xml:space="preserve">does not make the definition less circular.</w:t>
+        <w:t xml:space="preserve">Qualifying the term does not make the definition less circular.</w:t>
       </w:r>
       <w:r>
         <w:t xml:space="preserve"> </w:t>
